--- a/docs/assets/docx/cv.docx
+++ b/docs/assets/docx/cv.docx
@@ -5264,12 +5264,340 @@
       </w:r>
     </w:p>
     <w:bookmarkEnd w:id="25"/>
-    <w:bookmarkStart w:id="31" w:name="открытые-проекты-mcp"/>
+    <w:bookmarkStart w:id="26" w:name="память-kb-слои-l0l3-и-домены"/>
     <w:p>
       <w:pPr>
         <w:pStyle w:val="Heading2"/>
       </w:pPr>
       <w:r>
+        <w:t xml:space="preserve">Память KB: слои L0–L3 и домены</w:t>
+      </w:r>
+    </w:p>
+    <w:p>
+      <w:pPr>
+        <w:pStyle w:val="FirstParagraph"/>
+      </w:pPr>
+      <w:r>
+        <w:t xml:space="preserve">Сжатое описание</w:t>
+      </w:r>
+      <w:r>
+        <w:t xml:space="preserve"> </w:t>
+      </w:r>
+      <w:r>
+        <w:rPr>
+          <w:b/>
+          <w:bCs/>
+        </w:rPr>
+        <w:t xml:space="preserve">многослойной</w:t>
+      </w:r>
+      <w:r>
+        <w:t xml:space="preserve"> </w:t>
+      </w:r>
+      <w:r>
+        <w:t xml:space="preserve">модели и контракта загрузки: как во входном обзоре к базе знаний (без full load), но</w:t>
+      </w:r>
+      <w:r>
+        <w:t xml:space="preserve"> </w:t>
+      </w:r>
+      <w:r>
+        <w:rPr>
+          <w:b/>
+          <w:bCs/>
+        </w:rPr>
+        <w:t xml:space="preserve">без</w:t>
+      </w:r>
+      <w:r>
+        <w:t xml:space="preserve"> </w:t>
+      </w:r>
+      <w:r>
+        <w:t xml:space="preserve">перечисления файлов и путей.</w:t>
+      </w:r>
+    </w:p>
+    <w:p>
+      <w:pPr>
+        <w:pStyle w:val="BodyText"/>
+      </w:pPr>
+      <w:r>
+        <w:t xml:space="preserve">Ниже —</w:t>
+      </w:r>
+      <w:r>
+        <w:t xml:space="preserve"> </w:t>
+      </w:r>
+      <w:r>
+        <w:rPr>
+          <w:b/>
+          <w:bCs/>
+        </w:rPr>
+        <w:t xml:space="preserve">mermaid</w:t>
+      </w:r>
+      <w:r>
+        <w:t xml:space="preserve">-схемы: в</w:t>
+      </w:r>
+      <w:r>
+        <w:t xml:space="preserve"> </w:t>
+      </w:r>
+      <w:r>
+        <w:rPr>
+          <w:b/>
+          <w:bCs/>
+        </w:rPr>
+        <w:t xml:space="preserve">HTML</w:t>
+      </w:r>
+      <w:r>
+        <w:t xml:space="preserve"> </w:t>
+      </w:r>
+      <w:r>
+        <w:t xml:space="preserve">и в</w:t>
+      </w:r>
+      <w:r>
+        <w:t xml:space="preserve"> </w:t>
+      </w:r>
+      <w:r>
+        <w:rPr>
+          <w:b/>
+          <w:bCs/>
+        </w:rPr>
+        <w:t xml:space="preserve">PDF, напечатанном из браузера</w:t>
+      </w:r>
+      <w:r>
+        <w:t xml:space="preserve">, они отрисовываются; в</w:t>
+      </w:r>
+      <w:r>
+        <w:t xml:space="preserve"> </w:t>
+      </w:r>
+      <w:r>
+        <w:rPr>
+          <w:b/>
+          <w:bCs/>
+        </w:rPr>
+        <w:t xml:space="preserve">DOCX</w:t>
+      </w:r>
+      <w:r>
+        <w:t xml:space="preserve"> </w:t>
+      </w:r>
+      <w:r>
+        <w:t xml:space="preserve">Pandoc обычно не выполняет JS — смысл продублирован списком.</w:t>
+      </w:r>
+    </w:p>
+    <w:p>
+      <w:pPr>
+        <w:pStyle w:val="Compact"/>
+        <w:numPr>
+          <w:ilvl w:val="0"/>
+          <w:numId w:val="1013"/>
+        </w:numPr>
+      </w:pPr>
+      <w:r>
+        <w:rPr>
+          <w:b/>
+          <w:bCs/>
+        </w:rPr>
+        <w:t xml:space="preserve">L0 — всегда в силе:</w:t>
+      </w:r>
+      <w:r>
+        <w:t xml:space="preserve"> </w:t>
+      </w:r>
+      <w:r>
+        <w:t xml:space="preserve">целостность, эпистемика, ядро при крахе барьеров, принципиальная ясность;</w:t>
+      </w:r>
+      <w:r>
+        <w:t xml:space="preserve"> </w:t>
+      </w:r>
+      <w:r>
+        <w:rPr>
+          <w:b/>
+          <w:bCs/>
+        </w:rPr>
+        <w:t xml:space="preserve">не</w:t>
+      </w:r>
+      <w:r>
+        <w:t xml:space="preserve"> </w:t>
+      </w:r>
+      <w:r>
+        <w:t xml:space="preserve">зависит от текущей задачи.</w:t>
+      </w:r>
+    </w:p>
+    <w:p>
+      <w:pPr>
+        <w:pStyle w:val="Compact"/>
+        <w:numPr>
+          <w:ilvl w:val="0"/>
+          <w:numId w:val="1013"/>
+        </w:numPr>
+      </w:pPr>
+      <w:r>
+        <w:rPr>
+          <w:b/>
+          <w:bCs/>
+        </w:rPr>
+        <w:t xml:space="preserve">L1 — оперативная память по срезам scope:</w:t>
+      </w:r>
+      <w:r>
+        <w:t xml:space="preserve"> </w:t>
+      </w:r>
+      <w:r>
+        <w:t xml:space="preserve">цепочка</w:t>
+      </w:r>
+      <w:r>
+        <w:t xml:space="preserve"> </w:t>
+      </w:r>
+      <w:r>
+        <w:rPr>
+          <w:b/>
+          <w:bCs/>
+        </w:rPr>
+        <w:t xml:space="preserve">status → playbook → matrix → kb</w:t>
+      </w:r>
+      <w:r>
+        <w:t xml:space="preserve">; сначала компактные артефакты, тяжёлые</w:t>
+      </w:r>
+      <w:r>
+        <w:t xml:space="preserve"> </w:t>
+      </w:r>
+      <w:r>
+        <w:rPr>
+          <w:rStyle w:val="VerbatimChar"/>
+        </w:rPr>
+        <w:t xml:space="preserve">kb-*</w:t>
+      </w:r>
+      <w:r>
+        <w:t xml:space="preserve"> </w:t>
+      </w:r>
+      <w:r>
+        <w:t xml:space="preserve">только по явному запросу.</w:t>
+      </w:r>
+    </w:p>
+    <w:p>
+      <w:pPr>
+        <w:pStyle w:val="Compact"/>
+        <w:numPr>
+          <w:ilvl w:val="0"/>
+          <w:numId w:val="1013"/>
+        </w:numPr>
+      </w:pPr>
+      <w:r>
+        <w:rPr>
+          <w:b/>
+          <w:bCs/>
+        </w:rPr>
+        <w:t xml:space="preserve">L2 — архив и evidence:</w:t>
+      </w:r>
+      <w:r>
+        <w:t xml:space="preserve"> </w:t>
+      </w:r>
+      <w:r>
+        <w:t xml:space="preserve">ревизии, батчи правил, evidence-документы — когда не хватает фактов или нужна история (без «поднять всё при старте»).</w:t>
+      </w:r>
+    </w:p>
+    <w:p>
+      <w:pPr>
+        <w:pStyle w:val="Compact"/>
+        <w:numPr>
+          <w:ilvl w:val="0"/>
+          <w:numId w:val="1013"/>
+        </w:numPr>
+      </w:pPr>
+      <w:r>
+        <w:rPr>
+          <w:b/>
+          <w:bCs/>
+        </w:rPr>
+        <w:t xml:space="preserve">L3 — семантика:</w:t>
+      </w:r>
+      <w:r>
+        <w:t xml:space="preserve"> </w:t>
+      </w:r>
+      <w:r>
+        <w:t xml:space="preserve">роутинг по</w:t>
+      </w:r>
+      <w:r>
+        <w:t xml:space="preserve"> </w:t>
+      </w:r>
+      <w:r>
+        <w:rPr>
+          <w:b/>
+          <w:bCs/>
+        </w:rPr>
+        <w:t xml:space="preserve">граням контекста</w:t>
+      </w:r>
+      <w:r>
+        <w:t xml:space="preserve">; перенос между</w:t>
+      </w:r>
+      <w:r>
+        <w:t xml:space="preserve"> </w:t>
+      </w:r>
+      <w:r>
+        <w:rPr>
+          <w:b/>
+          <w:bCs/>
+        </w:rPr>
+        <w:t xml:space="preserve">мирами</w:t>
+      </w:r>
+      <w:r>
+        <w:t xml:space="preserve"> </w:t>
+      </w:r>
+      <w:r>
+        <w:t xml:space="preserve">(доменами) — только через</w:t>
+      </w:r>
+      <w:r>
+        <w:t xml:space="preserve"> </w:t>
+      </w:r>
+      <w:r>
+        <w:rPr>
+          <w:b/>
+          <w:bCs/>
+        </w:rPr>
+        <w:t xml:space="preserve">явные границы</w:t>
+      </w:r>
+      <w:r>
+        <w:t xml:space="preserve">.</w:t>
+      </w:r>
+    </w:p>
+    <w:p>
+      <w:pPr>
+        <w:pStyle w:val="Compact"/>
+        <w:numPr>
+          <w:ilvl w:val="0"/>
+          <w:numId w:val="1013"/>
+        </w:numPr>
+      </w:pPr>
+      <w:r>
+        <w:rPr>
+          <w:b/>
+          <w:bCs/>
+        </w:rPr>
+        <w:t xml:space="preserve">Домены и связность:</w:t>
+      </w:r>
+      <w:r>
+        <w:t xml:space="preserve"> </w:t>
+      </w:r>
+      <w:r>
+        <w:t xml:space="preserve">Git, PR review, HCI, Developer Experience, IT, Knowledge Engineering, психология, авиация, чтение, целостность под давлением и др. — связаны через</w:t>
+      </w:r>
+      <w:r>
+        <w:t xml:space="preserve"> </w:t>
+      </w:r>
+      <w:r>
+        <w:rPr>
+          <w:b/>
+          <w:bCs/>
+        </w:rPr>
+        <w:t xml:space="preserve">единый индекс</w:t>
+      </w:r>
+      <w:r>
+        <w:t xml:space="preserve"> </w:t>
+      </w:r>
+      <w:r>
+        <w:t xml:space="preserve">и тот же контракт загрузки.</w:t>
+      </w:r>
+    </w:p>
+    <w:bookmarkEnd w:id="26"/>
+    <w:bookmarkStart w:id="32" w:name="открытые-проекты-mcp"/>
+    <w:p>
+      <w:pPr>
+        <w:pStyle w:val="Heading2"/>
+      </w:pPr>
+      <w:r>
         <w:t xml:space="preserve">Открытые проекты (MCP)</w:t>
       </w:r>
     </w:p>
@@ -5307,7 +5635,7 @@
       <w:r>
         <w:t xml:space="preserve"> </w:t>
       </w:r>
-      <w:hyperlink r:id="rId26">
+      <w:hyperlink r:id="rId27">
         <w:r>
           <w:rPr>
             <w:rStyle w:val="Hyperlink"/>
@@ -5323,10 +5651,10 @@
       <w:pPr>
         <w:numPr>
           <w:ilvl w:val="0"/>
-          <w:numId w:val="1013"/>
-        </w:numPr>
-      </w:pPr>
-      <w:hyperlink r:id="rId27">
+          <w:numId w:val="1014"/>
+        </w:numPr>
+      </w:pPr>
+      <w:hyperlink r:id="rId28">
         <w:r>
           <w:rPr>
             <w:rStyle w:val="Hyperlink"/>
@@ -5364,168 +5692,168 @@
         <w:pStyle w:val="Compact"/>
         <w:numPr>
           <w:ilvl w:val="1"/>
+          <w:numId w:val="1015"/>
+        </w:numPr>
+      </w:pPr>
+      <w:r>
+        <w:rPr>
+          <w:b/>
+          <w:bCs/>
+        </w:rPr>
+        <w:t xml:space="preserve">Purpose:</w:t>
+      </w:r>
+      <w:r>
+        <w:t xml:space="preserve"> </w:t>
+      </w:r>
+      <w:r>
+        <w:t xml:space="preserve">дать модели доступ к тому же слою анализа кода, что и IDE (Roslyn), а не только к тексту файлов.</w:t>
+      </w:r>
+    </w:p>
+    <w:p>
+      <w:pPr>
+        <w:pStyle w:val="Compact"/>
+        <w:numPr>
+          <w:ilvl w:val="1"/>
+          <w:numId w:val="1015"/>
+        </w:numPr>
+      </w:pPr>
+      <w:r>
+        <w:rPr>
+          <w:b/>
+          <w:bCs/>
+        </w:rPr>
+        <w:t xml:space="preserve">Motivation:</w:t>
+      </w:r>
+      <w:r>
+        <w:t xml:space="preserve"> </w:t>
+      </w:r>
+      <w:r>
+        <w:t xml:space="preserve">меньше правок, ломающих сборку, и меньше «угадывания» API без проверки компилятором.</w:t>
+      </w:r>
+    </w:p>
+    <w:p>
+      <w:pPr>
+        <w:pStyle w:val="Compact"/>
+        <w:numPr>
+          <w:ilvl w:val="1"/>
+          <w:numId w:val="1015"/>
+        </w:numPr>
+      </w:pPr>
+      <w:r>
+        <w:rPr>
+          <w:b/>
+          <w:bCs/>
+        </w:rPr>
+        <w:t xml:space="preserve">Vision:</w:t>
+      </w:r>
+      <w:r>
+        <w:t xml:space="preserve"> </w:t>
+      </w:r>
+      <w:r>
+        <w:t xml:space="preserve">основной канал работы с C# в Cursor там, где подключён MCP: диагностики → code actions → применение, навигация по символам.</w:t>
+      </w:r>
+    </w:p>
+    <w:p>
+      <w:pPr>
+        <w:pStyle w:val="Compact"/>
+        <w:numPr>
+          <w:ilvl w:val="1"/>
+          <w:numId w:val="1015"/>
+        </w:numPr>
+      </w:pPr>
+      <w:r>
+        <w:rPr>
+          <w:b/>
+          <w:bCs/>
+        </w:rPr>
+        <w:t xml:space="preserve">Scope:</w:t>
+      </w:r>
+      <w:r>
+        <w:t xml:space="preserve"> </w:t>
+      </w:r>
+      <w:r>
+        <w:t xml:space="preserve">решение/проект, открытые документы, операции Roslyn (в рамках возможностей сервера).</w:t>
+      </w:r>
+    </w:p>
+    <w:p>
+      <w:pPr>
+        <w:pStyle w:val="Compact"/>
+        <w:numPr>
+          <w:ilvl w:val="1"/>
+          <w:numId w:val="1015"/>
+        </w:numPr>
+      </w:pPr>
+      <w:r>
+        <w:rPr>
+          <w:b/>
+          <w:bCs/>
+        </w:rPr>
+        <w:t xml:space="preserve">Non-goals:</w:t>
+      </w:r>
+      <w:r>
+        <w:t xml:space="preserve"> </w:t>
+      </w:r>
+      <w:r>
+        <w:t xml:space="preserve">замена полноценной IDE, запуск приложений, отладка (это другие MCP).</w:t>
+      </w:r>
+    </w:p>
+    <w:p>
+      <w:pPr>
+        <w:pStyle w:val="Compact"/>
+        <w:numPr>
+          <w:ilvl w:val="1"/>
+          <w:numId w:val="1015"/>
+        </w:numPr>
+      </w:pPr>
+      <w:r>
+        <w:rPr>
+          <w:b/>
+          <w:bCs/>
+        </w:rPr>
+        <w:t xml:space="preserve">Для агента:</w:t>
+      </w:r>
+      <w:r>
+        <w:t xml:space="preserve"> </w:t>
+      </w:r>
+      <w:r>
+        <w:t xml:space="preserve">при ошибках/варнингах сначала</w:t>
+      </w:r>
+      <w:r>
+        <w:t xml:space="preserve"> </w:t>
+      </w:r>
+      <w:r>
+        <w:rPr>
+          <w:rStyle w:val="VerbatimChar"/>
+        </w:rPr>
+        <w:t xml:space="preserve">roslyn_get_diagnostics</w:t>
+      </w:r>
+      <w:r>
+        <w:t xml:space="preserve"> </w:t>
+      </w:r>
+      <w:r>
+        <w:t xml:space="preserve">и code actions, а не только</w:t>
+      </w:r>
+      <w:r>
+        <w:t xml:space="preserve"> </w:t>
+      </w:r>
+      <w:r>
+        <w:rPr>
+          <w:rStyle w:val="VerbatimChar"/>
+        </w:rPr>
+        <w:t xml:space="preserve">dotnet build</w:t>
+      </w:r>
+      <w:r>
+        <w:t xml:space="preserve">; позиции в тулах — 1-based; не смешивать с текстовым grep как с заменой семантики.</w:t>
+      </w:r>
+    </w:p>
+    <w:p>
+      <w:pPr>
+        <w:numPr>
+          <w:ilvl w:val="0"/>
           <w:numId w:val="1014"/>
         </w:numPr>
       </w:pPr>
-      <w:r>
-        <w:rPr>
-          <w:b/>
-          <w:bCs/>
-        </w:rPr>
-        <w:t xml:space="preserve">Purpose:</w:t>
-      </w:r>
-      <w:r>
-        <w:t xml:space="preserve"> </w:t>
-      </w:r>
-      <w:r>
-        <w:t xml:space="preserve">дать модели доступ к тому же слою анализа кода, что и IDE (Roslyn), а не только к тексту файлов.</w:t>
-      </w:r>
-    </w:p>
-    <w:p>
-      <w:pPr>
-        <w:pStyle w:val="Compact"/>
-        <w:numPr>
-          <w:ilvl w:val="1"/>
-          <w:numId w:val="1014"/>
-        </w:numPr>
-      </w:pPr>
-      <w:r>
-        <w:rPr>
-          <w:b/>
-          <w:bCs/>
-        </w:rPr>
-        <w:t xml:space="preserve">Motivation:</w:t>
-      </w:r>
-      <w:r>
-        <w:t xml:space="preserve"> </w:t>
-      </w:r>
-      <w:r>
-        <w:t xml:space="preserve">меньше правок, ломающих сборку, и меньше «угадывания» API без проверки компилятором.</w:t>
-      </w:r>
-    </w:p>
-    <w:p>
-      <w:pPr>
-        <w:pStyle w:val="Compact"/>
-        <w:numPr>
-          <w:ilvl w:val="1"/>
-          <w:numId w:val="1014"/>
-        </w:numPr>
-      </w:pPr>
-      <w:r>
-        <w:rPr>
-          <w:b/>
-          <w:bCs/>
-        </w:rPr>
-        <w:t xml:space="preserve">Vision:</w:t>
-      </w:r>
-      <w:r>
-        <w:t xml:space="preserve"> </w:t>
-      </w:r>
-      <w:r>
-        <w:t xml:space="preserve">основной канал работы с C# в Cursor там, где подключён MCP: диагностики → code actions → применение, навигация по символам.</w:t>
-      </w:r>
-    </w:p>
-    <w:p>
-      <w:pPr>
-        <w:pStyle w:val="Compact"/>
-        <w:numPr>
-          <w:ilvl w:val="1"/>
-          <w:numId w:val="1014"/>
-        </w:numPr>
-      </w:pPr>
-      <w:r>
-        <w:rPr>
-          <w:b/>
-          <w:bCs/>
-        </w:rPr>
-        <w:t xml:space="preserve">Scope:</w:t>
-      </w:r>
-      <w:r>
-        <w:t xml:space="preserve"> </w:t>
-      </w:r>
-      <w:r>
-        <w:t xml:space="preserve">решение/проект, открытые документы, операции Roslyn (в рамках возможностей сервера).</w:t>
-      </w:r>
-    </w:p>
-    <w:p>
-      <w:pPr>
-        <w:pStyle w:val="Compact"/>
-        <w:numPr>
-          <w:ilvl w:val="1"/>
-          <w:numId w:val="1014"/>
-        </w:numPr>
-      </w:pPr>
-      <w:r>
-        <w:rPr>
-          <w:b/>
-          <w:bCs/>
-        </w:rPr>
-        <w:t xml:space="preserve">Non-goals:</w:t>
-      </w:r>
-      <w:r>
-        <w:t xml:space="preserve"> </w:t>
-      </w:r>
-      <w:r>
-        <w:t xml:space="preserve">замена полноценной IDE, запуск приложений, отладка (это другие MCP).</w:t>
-      </w:r>
-    </w:p>
-    <w:p>
-      <w:pPr>
-        <w:pStyle w:val="Compact"/>
-        <w:numPr>
-          <w:ilvl w:val="1"/>
-          <w:numId w:val="1014"/>
-        </w:numPr>
-      </w:pPr>
-      <w:r>
-        <w:rPr>
-          <w:b/>
-          <w:bCs/>
-        </w:rPr>
-        <w:t xml:space="preserve">Для агента:</w:t>
-      </w:r>
-      <w:r>
-        <w:t xml:space="preserve"> </w:t>
-      </w:r>
-      <w:r>
-        <w:t xml:space="preserve">при ошибках/варнингах сначала</w:t>
-      </w:r>
-      <w:r>
-        <w:t xml:space="preserve"> </w:t>
-      </w:r>
-      <w:r>
-        <w:rPr>
-          <w:rStyle w:val="VerbatimChar"/>
-        </w:rPr>
-        <w:t xml:space="preserve">roslyn_get_diagnostics</w:t>
-      </w:r>
-      <w:r>
-        <w:t xml:space="preserve"> </w:t>
-      </w:r>
-      <w:r>
-        <w:t xml:space="preserve">и code actions, а не только</w:t>
-      </w:r>
-      <w:r>
-        <w:t xml:space="preserve"> </w:t>
-      </w:r>
-      <w:r>
-        <w:rPr>
-          <w:rStyle w:val="VerbatimChar"/>
-        </w:rPr>
-        <w:t xml:space="preserve">dotnet build</w:t>
-      </w:r>
-      <w:r>
-        <w:t xml:space="preserve">; позиции в тулах — 1-based; не смешивать с текстовым grep как с заменой семантики.</w:t>
-      </w:r>
-    </w:p>
-    <w:p>
-      <w:pPr>
-        <w:numPr>
-          <w:ilvl w:val="0"/>
-          <w:numId w:val="1013"/>
-        </w:numPr>
-      </w:pPr>
-      <w:hyperlink r:id="rId28">
+      <w:hyperlink r:id="rId29">
         <w:r>
           <w:rPr>
             <w:rStyle w:val="Hyperlink"/>
@@ -5563,7 +5891,7 @@
         <w:pStyle w:val="Compact"/>
         <w:numPr>
           <w:ilvl w:val="1"/>
-          <w:numId w:val="1015"/>
+          <w:numId w:val="1016"/>
         </w:numPr>
       </w:pPr>
       <w:r>
@@ -5585,7 +5913,7 @@
         <w:pStyle w:val="Compact"/>
         <w:numPr>
           <w:ilvl w:val="1"/>
-          <w:numId w:val="1015"/>
+          <w:numId w:val="1016"/>
         </w:numPr>
       </w:pPr>
       <w:r>
@@ -5607,7 +5935,7 @@
         <w:pStyle w:val="Compact"/>
         <w:numPr>
           <w:ilvl w:val="1"/>
-          <w:numId w:val="1015"/>
+          <w:numId w:val="1016"/>
         </w:numPr>
       </w:pPr>
       <w:r>
@@ -5641,7 +5969,7 @@
         <w:pStyle w:val="Compact"/>
         <w:numPr>
           <w:ilvl w:val="1"/>
-          <w:numId w:val="1015"/>
+          <w:numId w:val="1016"/>
         </w:numPr>
       </w:pPr>
       <w:r>
@@ -5663,7 +5991,7 @@
         <w:pStyle w:val="Compact"/>
         <w:numPr>
           <w:ilvl w:val="1"/>
-          <w:numId w:val="1015"/>
+          <w:numId w:val="1016"/>
         </w:numPr>
       </w:pPr>
       <w:r>
@@ -5685,7 +6013,7 @@
         <w:pStyle w:val="Compact"/>
         <w:numPr>
           <w:ilvl w:val="1"/>
-          <w:numId w:val="1015"/>
+          <w:numId w:val="1016"/>
         </w:numPr>
       </w:pPr>
       <w:r>
@@ -5715,10 +6043,10 @@
       <w:pPr>
         <w:numPr>
           <w:ilvl w:val="0"/>
-          <w:numId w:val="1013"/>
-        </w:numPr>
-      </w:pPr>
-      <w:hyperlink r:id="rId29">
+          <w:numId w:val="1014"/>
+        </w:numPr>
+      </w:pPr>
+      <w:hyperlink r:id="rId30">
         <w:r>
           <w:rPr>
             <w:rStyle w:val="Hyperlink"/>
@@ -5786,7 +6114,7 @@
         <w:pStyle w:val="Compact"/>
         <w:numPr>
           <w:ilvl w:val="1"/>
-          <w:numId w:val="1016"/>
+          <w:numId w:val="1017"/>
         </w:numPr>
       </w:pPr>
       <w:r>
@@ -5808,7 +6136,7 @@
         <w:pStyle w:val="Compact"/>
         <w:numPr>
           <w:ilvl w:val="1"/>
-          <w:numId w:val="1016"/>
+          <w:numId w:val="1017"/>
         </w:numPr>
       </w:pPr>
       <w:r>
@@ -5830,7 +6158,7 @@
         <w:pStyle w:val="Compact"/>
         <w:numPr>
           <w:ilvl w:val="1"/>
-          <w:numId w:val="1016"/>
+          <w:numId w:val="1017"/>
         </w:numPr>
       </w:pPr>
       <w:r>
@@ -5852,7 +6180,7 @@
         <w:pStyle w:val="Compact"/>
         <w:numPr>
           <w:ilvl w:val="1"/>
-          <w:numId w:val="1016"/>
+          <w:numId w:val="1017"/>
         </w:numPr>
       </w:pPr>
       <w:r>
@@ -5892,7 +6220,7 @@
         <w:pStyle w:val="Compact"/>
         <w:numPr>
           <w:ilvl w:val="1"/>
-          <w:numId w:val="1016"/>
+          <w:numId w:val="1017"/>
         </w:numPr>
       </w:pPr>
       <w:r>
@@ -5914,7 +6242,7 @@
         <w:pStyle w:val="Compact"/>
         <w:numPr>
           <w:ilvl w:val="1"/>
-          <w:numId w:val="1016"/>
+          <w:numId w:val="1017"/>
         </w:numPr>
       </w:pPr>
       <w:r>
@@ -5962,10 +6290,10 @@
       <w:pPr>
         <w:numPr>
           <w:ilvl w:val="0"/>
-          <w:numId w:val="1013"/>
-        </w:numPr>
-      </w:pPr>
-      <w:hyperlink r:id="rId30">
+          <w:numId w:val="1014"/>
+        </w:numPr>
+      </w:pPr>
+      <w:hyperlink r:id="rId31">
         <w:r>
           <w:rPr>
             <w:rStyle w:val="Hyperlink"/>
@@ -6003,7 +6331,7 @@
         <w:pStyle w:val="Compact"/>
         <w:numPr>
           <w:ilvl w:val="1"/>
-          <w:numId w:val="1017"/>
+          <w:numId w:val="1018"/>
         </w:numPr>
       </w:pPr>
       <w:r>
@@ -6025,7 +6353,7 @@
         <w:pStyle w:val="Compact"/>
         <w:numPr>
           <w:ilvl w:val="1"/>
-          <w:numId w:val="1017"/>
+          <w:numId w:val="1018"/>
         </w:numPr>
       </w:pPr>
       <w:r>
@@ -6047,7 +6375,7 @@
         <w:pStyle w:val="Compact"/>
         <w:numPr>
           <w:ilvl w:val="1"/>
-          <w:numId w:val="1017"/>
+          <w:numId w:val="1018"/>
         </w:numPr>
       </w:pPr>
       <w:r>
@@ -6069,7 +6397,7 @@
         <w:pStyle w:val="Compact"/>
         <w:numPr>
           <w:ilvl w:val="1"/>
-          <w:numId w:val="1017"/>
+          <w:numId w:val="1018"/>
         </w:numPr>
       </w:pPr>
       <w:r>
@@ -6091,7 +6419,7 @@
         <w:pStyle w:val="Compact"/>
         <w:numPr>
           <w:ilvl w:val="1"/>
-          <w:numId w:val="1017"/>
+          <w:numId w:val="1018"/>
         </w:numPr>
       </w:pPr>
       <w:r>
@@ -6113,7 +6441,7 @@
         <w:pStyle w:val="Compact"/>
         <w:numPr>
           <w:ilvl w:val="1"/>
-          <w:numId w:val="1017"/>
+          <w:numId w:val="1018"/>
         </w:numPr>
       </w:pPr>
       <w:r>
@@ -6150,8 +6478,8 @@
         <w:t xml:space="preserve">Лицензии и детали — в README соответствующих репозиториев.</w:t>
       </w:r>
     </w:p>
-    <w:bookmarkEnd w:id="31"/>
-    <w:bookmarkStart w:id="32" w:name="дополнительно"/>
+    <w:bookmarkEnd w:id="32"/>
+    <w:bookmarkStart w:id="33" w:name="дополнительно"/>
     <w:p>
       <w:pPr>
         <w:pStyle w:val="Heading2"/>
@@ -6227,7 +6555,7 @@
         <w:pStyle w:val="Compact"/>
         <w:numPr>
           <w:ilvl w:val="0"/>
-          <w:numId w:val="1018"/>
+          <w:numId w:val="1019"/>
         </w:numPr>
       </w:pPr>
       <w:r>
@@ -6239,7 +6567,7 @@
         <w:pStyle w:val="Compact"/>
         <w:numPr>
           <w:ilvl w:val="0"/>
-          <w:numId w:val="1018"/>
+          <w:numId w:val="1019"/>
         </w:numPr>
       </w:pPr>
       <w:r>
@@ -6251,14 +6579,14 @@
         <w:pStyle w:val="Compact"/>
         <w:numPr>
           <w:ilvl w:val="0"/>
-          <w:numId w:val="1018"/>
+          <w:numId w:val="1019"/>
         </w:numPr>
       </w:pPr>
       <w:r>
         <w:t xml:space="preserve">внедрением здравого Agile, разбором Agile-манифеста и кроссфункциональной командой.</w:t>
       </w:r>
     </w:p>
-    <w:bookmarkEnd w:id="32"/>
+    <w:bookmarkEnd w:id="33"/>
     <w:sectPr>
       <w:footnotePr>
         <w:numRestart w:val="eachSect"/>
@@ -6666,6 +6994,9 @@
     <w:abstractNumId w:val="991"/>
   </w:num>
   <w:num w:numId="1018">
+    <w:abstractNumId w:val="991"/>
+  </w:num>
+  <w:num w:numId="1019">
     <w:abstractNumId w:val="991"/>
   </w:num>
 </w:numbering>
